--- a/generador/plantillas/10_Informe_satisfaccion.docx
+++ b/generador/plantillas/10_Informe_satisfaccion.docx
@@ -361,7 +361,7 @@
           <w:sz w:val="20"/>
           <w:szCs w:val="20"/>
         </w:rPr>
-        <w:t xml:space="preserve"> del área protegida por parte del MAE; y,</w:t>
+        <w:t xml:space="preserve"> del área protegida por parte del MAE, con el objeto de suscribir</w:t>
       </w:r>
       <w:r>
         <w:rPr>
@@ -370,7 +370,7 @@
           <w:szCs w:val="20"/>
           <w:lang w:val="es-ES"/>
         </w:rPr>
-        <w:t xml:space="preserve"> por otra, </w:t>
+        <w:t xml:space="preserve"/>
       </w:r>
       <w:r>
         <w:rPr>
@@ -380,15 +380,15 @@
           <w:sz w:val="20"/>
           <w:szCs w:val="20"/>
         </w:rPr>
-        <w:t xml:space="preserve">{ac} </w:t>
-      </w:r>
-      <w:r>
-        <w:rPr>
-          <w:rFonts w:ascii="Titillium Web" w:hAnsi="Titillium Web"/>
-          <w:sz w:val="20"/>
-          <w:szCs w:val="20"/>
-        </w:rPr>
-        <w:t xml:space="preserve">en su calidad de {administradoracontadora} FAP-FIAS {dellaAP} {area},</w:t>
+        <w:t xml:space="preserve"/>
+      </w:r>
+      <w:r>
+        <w:rPr>
+          <w:rFonts w:ascii="Titillium Web" w:hAnsi="Titillium Web"/>
+          <w:sz w:val="20"/>
+          <w:szCs w:val="20"/>
+        </w:rPr>
+        <w:t xml:space="preserve"/>
       </w:r>
       <w:proofErr w:type="spellStart"/>
       <w:r>
@@ -465,15 +465,15 @@
           <w:szCs w:val="20"/>
           <w:lang w:val="es-ES"/>
         </w:rPr>
+        <w:t xml:space="preserve"/>
+      </w:r>
+      <w:r>
+        <w:rPr>
+          <w:rFonts w:ascii="Titillium Web" w:hAnsi="Titillium Web"/>
+          <w:sz w:val="20"/>
+          <w:szCs w:val="20"/>
+        </w:rPr>
         <w:t xml:space="preserve"> </w:t>
-      </w:r>
-      <w:r>
-        <w:rPr>
-          <w:rFonts w:ascii="Titillium Web" w:hAnsi="Titillium Web"/>
-          <w:sz w:val="20"/>
-          <w:szCs w:val="20"/>
-        </w:rPr>
-        <w:t xml:space="preserve">con el objeto de suscribir </w:t>
       </w:r>
       <w:r>
         <w:rPr>

--- a/generador/plantillas/10_Informe_satisfaccion.docx
+++ b/generador/plantillas/10_Informe_satisfaccion.docx
@@ -2366,7 +2366,7 @@
                 <w:sz w:val="20"/>
                 <w:szCs w:val="20"/>
               </w:rPr>
-              <w:t>IVA ({</w:t>
+              <w:t>{#ivas}IVA ({</w:t>
             </w:r>
             <w:proofErr w:type="spellStart"/>
             <w:r>
@@ -2388,7 +2388,7 @@
                 <w:sz w:val="20"/>
                 <w:szCs w:val="20"/>
               </w:rPr>
-              <w:t>}%)</w:t>
+              <w:t xml:space="preserve">}%){#ivaMixto} sobre USD {subtotal}{/ivaMixto}</w:t>
             </w:r>
           </w:p>
         </w:tc>
@@ -2444,7 +2444,7 @@
                 <w:sz w:val="20"/>
                 <w:szCs w:val="20"/>
               </w:rPr>
-              <w:t>}</w:t>
+              <w:t>}{/ivas}</w:t>
             </w:r>
           </w:p>
         </w:tc>
